--- a/SERS_Sepsis_Spectral_Library/DFT_vs_Experimental_Comparison_NAM_LPS_LTA.docx
+++ b/SERS_Sepsis_Spectral_Library/DFT_vs_Experimental_Comparison_NAM_LPS_LTA.docx
@@ -29,7 +29,7 @@
           <w:i w:val="0"/>
           <w:sz w:val="18"/>
         </w:rPr>
-        <w:t>SERS Sepsis project, bulk-powder Raman spectral library. Version 1.0, 27 October 2026. Experimental data: library v3.3 reference spectra (glass slide, 785 nm). Simulation data: DFT files held in C:\Users\sukes\Downloads\mtp (listed in Section 9).</w:t>
+        <w:t>SERS Sepsis project, bulk-powder Raman spectral library. Version 1.1, 27 October 2026 (v1.1 corrects the LPS basis set and the LTA fragment charge state). Experimental data: library v3.3 reference spectra (glass slide, 785 nm). Simulation data: DFT files held in C:\Users\sukes\Downloads\mtp (listed in Section 9).</w:t>
       </w:r>
     </w:p>
     <w:tbl>
@@ -715,7 +715,7 @@
               <w:rPr>
                 <w:sz w:val="17"/>
               </w:rPr>
-              <w:t>Three fragments: glycerol-phosphate, D-alanine, N-acetyl-D-glucosamine</w:t>
+              <w:t>Three fragments: glycerol-phosphate (two units, charge -2), D-alanine, N-acetyl-D-glucosamine</w:t>
             </w:r>
           </w:p>
         </w:tc>
@@ -817,7 +817,7 @@
               <w:rPr>
                 <w:sz w:val="17"/>
               </w:rPr>
-              <w:t>Gaussian exports; B3LYP level; basis set Not recorded in the files read</w:t>
+              <w:t>B3LYP/6-31G(d), opt freq=raman scf=tight integral=ultrafine (LPS documentation)</w:t>
             </w:r>
           </w:p>
         </w:tc>
@@ -831,7 +831,7 @@
               <w:rPr>
                 <w:sz w:val="17"/>
               </w:rPr>
-              <w:t>Gaussian 16, B3LYP, 6-31G(d), SMD water, opt + freq=raman</w:t>
+              <w:t>Gaussian 16, B3LYP/6-31G(d), SMD water, opt + freq=raman</w:t>
             </w:r>
           </w:p>
         </w:tc>
@@ -875,7 +875,7 @@
               <w:rPr>
                 <w:sz w:val="17"/>
               </w:rPr>
-              <w:t>Not recorded</w:t>
+              <w:t>Gas phase (no solvent keyword in the documented route)</w:t>
             </w:r>
           </w:p>
         </w:tc>
@@ -3677,7 +3677,7 @@
         <w:pStyle w:val="ListBullet"/>
       </w:pPr>
       <w:r>
-        <w:t>Solid-state effects, harmonic error and the unknown basis set apply as for NAM.</w:t>
+        <w:t>Solid-state effects and harmonic error apply as for NAM. The fragments were calculated at B3LYP/6-31G(d), a smaller basis set than the 6-311++G(d,p) used for NAM.</w:t>
       </w:r>
     </w:p>
     <w:p>
@@ -4253,7 +4253,7 @@
               <w:rPr>
                 <w:sz w:val="15"/>
               </w:rPr>
-              <w:t>Nearest peak is GlcNAc at 1105.9 (14 cm-1). The expected phosphate PO2- stretch is not reproduced by the glycerol-phosphate fragment; the ionisation state of the modelled phosphate is Not recorded.</w:t>
+              <w:t>Nearest peak is GlcNAc at 1105.9 (14 cm-1). The expected phosphate PO2- stretch is not reproduced by the glycerol-phosphate fragment; the modelled phosphates are already ionised (charge -2, implicit water), so the miss is not simply an un-ionised-phosphate artefact.</w:t>
             </w:r>
           </w:p>
         </w:tc>
@@ -4420,7 +4420,7 @@
         <w:pStyle w:val="ListBullet"/>
       </w:pPr>
       <w:r>
-        <w:t>Fragments, not the polymer. A neutral glycerol-phosphate unit cannot represent the charged phosphodiester chain of LTA. Whether the modelled phosphate was protonated or ionised is Not recorded.</w:t>
+        <w:t>Fragments, not the polymer. The glycerol-phosphate fragment is a two-unit dianion (charge -2) in implicit water, which is closer to LTA than a single neutral unit, but it still lacks the long chain, the D-alanine ester links and the counter-ions.</w:t>
       </w:r>
     </w:p>
     <w:p>
@@ -6249,7 +6249,7 @@
         <w:pStyle w:val="ListBullet"/>
       </w:pPr>
       <w:r>
-        <w:t>LPS and LTA calculated modes were taken from the files as supplied; the basis set and protonation state for LPS (and the phosphate state for LTA) are Not recorded there.</w:t>
+        <w:t>LPS and LTA calculated modes were taken from the exported files as supplied. The Gaussian logs for the five LPS fragments and for D-alanine and GlcNAc were not found, so their charge states and atom counts are Not recorded; the levels of theory are as documented. Full simulation details are in Simulation_Methods_and_Spectra_NAM_LPS_LTA.docx.</w:t>
       </w:r>
     </w:p>
     <w:p>

--- a/SERS_Sepsis_Spectral_Library/DFT_vs_Experimental_Comparison_NAM_LPS_LTA.docx
+++ b/SERS_Sepsis_Spectral_Library/DFT_vs_Experimental_Comparison_NAM_LPS_LTA.docx
@@ -29,32 +29,19 @@
           <w:i w:val="0"/>
           <w:sz w:val="18"/>
         </w:rPr>
-        <w:t>SERS Sepsis project, bulk-powder Raman spectral library. Version 1.1, 27 October 2026 (v1.1 corrects the LPS basis set and the LTA fragment charge state). Experimental data: library v3.3 reference spectra (glass slide, 785 nm). Simulation data: DFT files held in C:\Users\sukes\Downloads\mtp (listed in Section 9).</w:t>
+        <w:t>SERS Sepsis project, bulk-powder Raman spectral library. Version 1.1, 27 October 2026. Experimental data: library v3.3 reference spectra (glass slide, 785 nm). Simulation data: DFT files held in C:\Users\sukes\Downloads\mtp (listed in Section 9).</w:t>
       </w:r>
     </w:p>
-    <w:tbl>
-      <w:tblPr>
-        <w:tblStyle w:val="TableGrid"/>
-        <w:tblW w:type="auto" w:w="0"/>
-        <w:tblLook w:firstColumn="1" w:firstRow="1" w:lastColumn="0" w:lastRow="0" w:noHBand="0" w:noVBand="1" w:val="04A0"/>
-      </w:tblPr>
-      <w:tblGrid>
-        <w:gridCol w:w="10318"/>
-      </w:tblGrid>
-      <w:tr>
-        <w:tc>
-          <w:tcPr>
-            <w:tcW w:type="dxa" w:w="10318"/>
-            <w:shd w:val="clear" w:color="auto" w:fill="FDECEA"/>
-          </w:tcPr>
-          <w:p>
-            <w:r>
-              <w:t>Short answer. The simulations agree with experiment in POSITION for many individual bands, and the best agreement is for NAM, where a full-molecule calculation exists. But the agreement is NOT better than what random chance gives, and the overall spectral shapes do not match (correlation about 0.1 for all three molecules). So the DFT results can support tentative assignments of individual bands ("consistent with"), but they cannot be used to confirm identity, and they do not explain several of the strongest experimental bands (NAM 829 and 955 cm-1, LPS 425 cm-1 intensity, LTA 802 cm-1).</w:t>
-            </w:r>
-          </w:p>
-        </w:tc>
-      </w:tr>
-    </w:tbl>
+    <w:p>
+      <w:r>
+        <w:rPr>
+          <w:b w:val="0"/>
+          <w:i w:val="0"/>
+          <w:sz w:val="20"/>
+        </w:rPr>
+        <w:t>The simulations reproduce the position of many individual bands, and the agreement is best for NAM, the only molecule that was calculated as a whole. The agreement is, however, no better than what random chance gives, and the overall spectral shapes do not match (correlation about 0.1 for all three molecules). The DFT results can therefore support tentative assignments of individual bands, but they cannot be used to confirm identity, and several of the strongest experimental bands remain unexplained: NAM 829 and 955 cm-1, the intensity of LPS 425 cm-1, and LTA 802 cm-1.</w:t>
+      </w:r>
+    </w:p>
     <w:p/>
     <w:p>
       <w:pPr>
@@ -564,7 +551,7 @@
           <w:i w:val="0"/>
           <w:sz w:val="18"/>
         </w:rPr>
-        <w:t>How to read the table: "Bands tested" are the primary and supporting bands of the library reference that lie outside the glass zone. "Matched" means the nearest calculated mode is within the stated distance. The chance column shows how many bands would be matched on average if the calculated modes were shifted by a random amount; a real match should clearly beat that number (p well below 0.05). It does not for any molecule. Whole-spectrum r compares the simulated spectrum shape with the experimental reference over 400-1800 cm-1 with the glass zone (1308-1455 cm-1) excluded.</w:t>
+        <w:t>The bands tested are the primary and supporting bands of the library reference that lie outside the glass zone. A band counts as matched when the nearest calculated mode is within the stated distance. The chance column gives the number of matches expected if the calculated modes were shifted by a random amount; a real agreement should clearly exceed it, and for none of the three molecules does it. The whole-spectrum r compares the shape of the simulated spectrum with the experimental reference over 400-1800 cm-1, leaving out the glass zone (1308-1455 cm-1).</w:t>
       </w:r>
     </w:p>
     <w:p>
@@ -1134,7 +1121,7 @@
           <w:b w:val="0"/>
           <w:i w:val="0"/>
         </w:rPr>
-        <w:t>Why this matters: a calculation of a single small fragment can never reproduce a polymer. LPS has phosphorylated, acylated and branched sugars; LTA has a charged phosphodiester backbone. Fragments contain none of the linkages between units, so bands that come from those linkages cannot appear in the simulation.</w:t>
+        <w:t>A calculation on a single small fragment cannot reproduce a polymer. LPS has phosphorylated, acylated and branched sugars; LTA has a charged phosphodiester backbone. Fragments contain none of the linkages between units, so bands that come from those linkages cannot appear in the simulation.</w:t>
       </w:r>
     </w:p>
     <w:p>
@@ -3707,7 +3694,7 @@
           <w:b w:val="0"/>
           <w:i w:val="0"/>
         </w:rPr>
-        <w:t>Of 4 library bands, 1 agree within 5 cm-1, 2 within 10 cm-1 and 3 within 18 cm-1; the mean absolute difference is 14.5 cm-1. The chance test gives 2.1 matches at 10 cm-1 for random shifts, so the result is indistinguishable from chance. Note that the library LTA reference has only 4 spectra and is preliminary, so this comparison is itself provisional.</w:t>
+        <w:t>Of 4 library bands, 1 agrees within 5 cm-1, 2 within 10 cm-1 and 3 within 18 cm-1; the mean absolute difference is 14.5 cm-1. The chance test gives 2.1 matches at 10 cm-1 for random shifts, so the result is indistinguishable from chance. Note that the library LTA reference has only 4 spectra and is preliminary, so this comparison is itself provisional.</w:t>
       </w:r>
     </w:p>
     <w:p>
@@ -5412,7 +5399,7 @@
           <w:b w:val="0"/>
           <w:i w:val="0"/>
         </w:rPr>
-        <w:t>Reading: p is the fraction of random shifts that did as well as or better than the real calculation. All p values are 0.19 or higher; none comes near 0.05. Restricting to strong modes does not change the conclusion. This is the main reason the match is described as "not demonstrated" rather than "good".</w:t>
+        <w:t>Here p is the fraction of random shifts that did as well as or better than the real calculation. All p values are 0.19 or higher, far from 0.05, and using only the strong modes does not change this. This is the main reason the agreement is described as not demonstrated rather than good.</w:t>
       </w:r>
     </w:p>
     <w:p>
@@ -6273,7 +6260,7 @@
         <w:pStyle w:val="ListBullet"/>
       </w:pPr>
       <w:r>
-        <w:t>Wording: all agreements are "consistent with"; none proves identity.</w:t>
+        <w:t>An agreement between a calculated mode and a band shows consistency only and does not prove identity.</w:t>
       </w:r>
     </w:p>
     <w:sectPr>
